--- a/medical_accident_its_analysis/manuscript/bmj_manuscript_ja.docx
+++ b/medical_accident_its_analysis/manuscript/bmj_manuscript_ja.docx
@@ -205,7 +205,7 @@
           <w:rFonts w:ascii="Times New Roman" w:hAnsi="Times New Roman"/>
           <w:sz w:val="24"/>
         </w:rPr>
-        <w:t>トレンド除去後の相互相関分析において、産婦人科が3つの定義すべてで事故報告と医師数の間に最も強い逆相関を示した（r=−0.95、ラグ+3年）。強い遅延逆相関（|r|&gt;0.9）を示したその他の診療科は、耳鼻咽喉科（r=−0.97、訴訟統計でラグ+6年）、皮膚科（r=−0.99、ラグ+7年）、泌尿器科（r=−0.94、医療事故調査制度でラグ+6年）であった。事故発生から医師数への影響までの推定リードタイムは平均1〜3年、施設数への影響はほぼゼロであった。効果の推定ウィンドウ期間は平均4〜5年であった。分割回帰モデルは高い適合度を示した（R²中央値=0.997）。線形トレンド予測では、2034年まで外科（年間−260人、年間−350施設）および産婦人科施設（年間−65施設）の減少が続くと予測された。一方、救急科および総合診療の専攻医数は増加が見込まれた。</w:t>
+        <w:t>トレンド除去後の相互相関分析において、産婦人科が3つの定義すべてで事故報告と医師数の間に最も強い逆相関を示した（r=-0.95、ラグ+3年）。強い遅延逆相関（|r|&gt;0.9）を示したその他の診療科は、耳鼻咽喉科（r=-0.97、訴訟統計でラグ+6年）、皮膚科（r=-0.99、ラグ+7年）、泌尿器科（r=-0.94、医療事故調査制度でラグ+6年）であった。事故発生から医師数への影響までの推定リードタイムは平均1〜3年、施設数への影響はほぼゼロであった。効果の推定ウィンドウ期間は平均4〜5年であった。分割回帰モデルは高い適合度を示した（R²中央値=0.997）。線形トレンド予測では、2034年まで外科（年間-260人、年間-350施設）および産婦人科施設（年間-65施設）の減少が続くと予測された。一方、救急科および総合診療の専攻医数は増加が見込まれた。</w:t>
       </w:r>
     </w:p>
     <w:p>
@@ -665,7 +665,7 @@
           <w:i/>
           <w:sz w:val="24"/>
         </w:rPr>
-        <w:t>Yₜ = β₀ + β₁·timeₜ + β₂·interventionₜ + β₃·time_afterₜ + β₄·accident_rateₜ + εₜ</w:t>
+        <w:t>Yₜ = beta₀ + beta₁*timeₜ + beta₂*interventionₜ + beta₃*time_afterₜ + beta₄*accident_rateₜ + εₜ</w:t>
       </w:r>
     </w:p>
     <w:p>
@@ -705,7 +705,7 @@
           <w:i w:val="0"/>
           <w:sz w:val="24"/>
         </w:rPr>
-        <w:t>事故発生から医師数への影響までの遅延時間（リードタイム）を推定するため、トレンド除去後の事故件数系列とアウトカム系列の間で相互相関関数を算出した。共有された長期トレンドを除去するため、両系列を線形トレンド除去した上で、−8〜+8年のラグにおけるPearson相関係数を算出した。最も強い負の相関を示すラグを、各診療科・定義・アウトカムの組み合わせにおける推定リードタイムとした。正のラグは、事故件数の変化がアウトカムの変化に先行することを示す。</w:t>
+        <w:t>事故発生から医師数への影響までの遅延時間（リードタイム）を推定するため、トレンド除去後の事故件数系列とアウトカム系列の間で相互相関関数を算出した。共有された長期トレンドを除去するため、両系列を線形トレンド除去した上で、-8〜+8年のラグにおけるPearson相関係数を算出した。最も強い負の相関を示すラグを、各診療科・定義・アウトカムの組み合わせにおける推定リードタイムとした。正のラグは、事故件数の変化がアウトカムの変化に先行することを示す。</w:t>
       </w:r>
     </w:p>
     <w:p>
@@ -1156,7 +1156,7 @@
                 <w:rFonts w:ascii="Times New Roman" w:hAnsi="Times New Roman"/>
                 <w:sz w:val="18"/>
               </w:rPr>
-              <w:t>−0.946</w:t>
+              <w:t>-0.946</w:t>
             </w:r>
           </w:p>
         </w:tc>
@@ -1245,7 +1245,7 @@
                 <w:rFonts w:ascii="Times New Roman" w:hAnsi="Times New Roman"/>
                 <w:sz w:val="18"/>
               </w:rPr>
-              <w:t>−0.947</w:t>
+              <w:t>-0.947</w:t>
             </w:r>
           </w:p>
         </w:tc>
@@ -1334,7 +1334,7 @@
                 <w:rFonts w:ascii="Times New Roman" w:hAnsi="Times New Roman"/>
                 <w:sz w:val="18"/>
               </w:rPr>
-              <w:t>−0.945</w:t>
+              <w:t>-0.945</w:t>
             </w:r>
           </w:p>
         </w:tc>
@@ -1405,7 +1405,7 @@
                 <w:rFonts w:ascii="Times New Roman" w:hAnsi="Times New Roman"/>
                 <w:sz w:val="18"/>
               </w:rPr>
-              <w:t>−4</w:t>
+              <w:t>-4</w:t>
             </w:r>
           </w:p>
         </w:tc>
@@ -1423,7 +1423,7 @@
                 <w:rFonts w:ascii="Times New Roman" w:hAnsi="Times New Roman"/>
                 <w:sz w:val="18"/>
               </w:rPr>
-              <w:t>−0.959</w:t>
+              <w:t>-0.959</w:t>
             </w:r>
           </w:p>
         </w:tc>
@@ -1512,7 +1512,7 @@
                 <w:rFonts w:ascii="Times New Roman" w:hAnsi="Times New Roman"/>
                 <w:sz w:val="18"/>
               </w:rPr>
-              <w:t>−0.973</w:t>
+              <w:t>-0.973</w:t>
             </w:r>
           </w:p>
         </w:tc>
@@ -1601,7 +1601,7 @@
                 <w:rFonts w:ascii="Times New Roman" w:hAnsi="Times New Roman"/>
                 <w:sz w:val="18"/>
               </w:rPr>
-              <w:t>−0.988</w:t>
+              <w:t>-0.988</w:t>
             </w:r>
           </w:p>
         </w:tc>
@@ -1690,7 +1690,7 @@
                 <w:rFonts w:ascii="Times New Roman" w:hAnsi="Times New Roman"/>
                 <w:sz w:val="18"/>
               </w:rPr>
-              <w:t>−0.909</w:t>
+              <w:t>-0.909</w:t>
             </w:r>
           </w:p>
         </w:tc>
@@ -1761,7 +1761,7 @@
                 <w:rFonts w:ascii="Times New Roman" w:hAnsi="Times New Roman"/>
                 <w:sz w:val="18"/>
               </w:rPr>
-              <w:t>−3</w:t>
+              <w:t>-3</w:t>
             </w:r>
           </w:p>
         </w:tc>
@@ -1779,7 +1779,7 @@
                 <w:rFonts w:ascii="Times New Roman" w:hAnsi="Times New Roman"/>
                 <w:sz w:val="18"/>
               </w:rPr>
-              <w:t>−0.941</w:t>
+              <w:t>-0.941</w:t>
             </w:r>
           </w:p>
         </w:tc>
@@ -1868,7 +1868,7 @@
                 <w:rFonts w:ascii="Times New Roman" w:hAnsi="Times New Roman"/>
                 <w:sz w:val="18"/>
               </w:rPr>
-              <w:t>−0.981</w:t>
+              <w:t>-0.981</w:t>
             </w:r>
           </w:p>
         </w:tc>
@@ -1957,7 +1957,7 @@
                 <w:rFonts w:ascii="Times New Roman" w:hAnsi="Times New Roman"/>
                 <w:sz w:val="18"/>
               </w:rPr>
-              <w:t>−0.969</w:t>
+              <w:t>-0.969</w:t>
             </w:r>
           </w:p>
         </w:tc>
@@ -1975,7 +1975,7 @@
           <w:i w:val="0"/>
           <w:sz w:val="24"/>
         </w:rPr>
-        <w:t>産婦人科は、3つの事故定義すべてで医師数との最も強い逆相関を一貫して示し（r = −0.946〜−0.947）、推定リードタイムは3年であった。全診療科における医師数効果の平均リードタイムは1.3年（中央値2.5年）、施設数については平均約0年（中央値0年）であり、施設への影響はほぼ同時期であることが示唆された。</w:t>
+        <w:t>産婦人科は、3つの事故定義すべてで医師数との最も強い逆相関を一貫して示し（r = -0.946〜-0.947）、推定リードタイムは3年であった。全診療科における医師数効果の平均リードタイムは1.3年（中央値2.5年）、施設数については平均約0年（中央値0年）であり、施設への影響はほぼ同時期であることが示唆された。</w:t>
       </w:r>
     </w:p>
     <w:p>
@@ -1989,7 +1989,7 @@
           <w:i w:val="0"/>
           <w:sz w:val="24"/>
         </w:rPr>
-        <w:t>特筆すべきことに、いくつかの診療科・定義の組み合わせでは負のラグ値が得られ、事故報告の変化よりも前に医療人材の変化が生じていたことを示した。麻酔科は複合指標に対して−4年のラグ（r = −0.959）を示し、耳鼻咽喉科の専攻医は医療事故調査制度報告に対して−3年のラグ（r = −0.941）を示した。これらの負のラグ値は逆因果の可能性を提起する：安全事故が人材流出を引き起こしたのではなく、これらの診療科では人員不足が先行し、その結果として事故報告の増加につながった可能性がある（考察参照）。</w:t>
+        <w:t>特筆すべきことに、いくつかの診療科・定義の組み合わせでは負のラグ値が得られ、事故報告の変化よりも前に医療人材の変化が生じていたことを示した。麻酔科は複合指標に対して-4年のラグ（r = -0.959）を示し、耳鼻咽喉科の専攻医は医療事故調査制度報告に対して-3年のラグ（r = -0.941）を示した。これらの負のラグ値は逆因果の可能性を提起する：安全事故が人材流出を引き起こしたのではなく、これらの診療科では人員不足が先行し、その結果として事故報告の増加につながった可能性がある（考察参照）。</w:t>
       </w:r>
     </w:p>
     <w:p>
@@ -3369,7 +3369,7 @@
                 <w:rFonts w:ascii="Times New Roman" w:hAnsi="Times New Roman"/>
                 <w:sz w:val="18"/>
               </w:rPr>
-              <w:t>−0.1</w:t>
+              <w:t>-0.1</w:t>
             </w:r>
           </w:p>
         </w:tc>
@@ -3506,7 +3506,7 @@
           <w:i w:val="0"/>
           <w:sz w:val="24"/>
         </w:rPr>
-        <w:t>医療事故調査制度報告件数と専攻医登録数の相互相関では、整形外科（r=−0.91、ラグ+4年）、耳鼻咽喉科（r=−0.94、ラグ−3年）、泌尿器科（r=−0.90、ラグ−4年）に注目すべき逆相関が認められた。ただし、専攻医データは8年間（2018〜2025年）に限られるため、統計的検出力およびラグ推定の信頼性は制限される。</w:t>
+        <w:t>医療事故調査制度報告件数と専攻医登録数の相互相関では、整形外科（r=-0.91、ラグ+4年）、耳鼻咽喉科（r=-0.94、ラグ-3年）、泌尿器科（r=-0.90、ラグ-4年）に注目すべき逆相関が認められた。ただし、専攻医データは8年間（2018〜2025年）に限られるため、統計的検出力およびラグ推定の信頼性は制限される。</w:t>
       </w:r>
     </w:p>
     <w:p>
@@ -3669,7 +3669,7 @@
                 <w:rFonts w:ascii="Times New Roman" w:hAnsi="Times New Roman"/>
                 <w:sz w:val="18"/>
               </w:rPr>
-              <w:t>−260</w:t>
+              <w:t>-260</w:t>
             </w:r>
           </w:p>
         </w:tc>
@@ -3687,7 +3687,7 @@
                 <w:rFonts w:ascii="Times New Roman" w:hAnsi="Times New Roman"/>
                 <w:sz w:val="18"/>
               </w:rPr>
-              <w:t>−350</w:t>
+              <w:t>-350</w:t>
             </w:r>
           </w:p>
         </w:tc>
@@ -3758,7 +3758,7 @@
                 <w:rFonts w:ascii="Times New Roman" w:hAnsi="Times New Roman"/>
                 <w:sz w:val="18"/>
               </w:rPr>
-              <w:t>−65</w:t>
+              <w:t>-65</w:t>
             </w:r>
           </w:p>
         </w:tc>
@@ -3829,7 +3829,7 @@
                 <w:rFonts w:ascii="Times New Roman" w:hAnsi="Times New Roman"/>
                 <w:sz w:val="18"/>
               </w:rPr>
-              <w:t>−256</w:t>
+              <w:t>-256</w:t>
             </w:r>
           </w:p>
         </w:tc>
@@ -3900,7 +3900,7 @@
                 <w:rFonts w:ascii="Times New Roman" w:hAnsi="Times New Roman"/>
                 <w:sz w:val="18"/>
               </w:rPr>
-              <w:t>−188</w:t>
+              <w:t>-188</w:t>
             </w:r>
           </w:p>
         </w:tc>
@@ -3918,7 +3918,7 @@
                 <w:rFonts w:ascii="Times New Roman" w:hAnsi="Times New Roman"/>
                 <w:sz w:val="18"/>
               </w:rPr>
-              <w:t>−5</w:t>
+              <w:t>-5</w:t>
             </w:r>
           </w:p>
         </w:tc>
@@ -3971,7 +3971,7 @@
                 <w:rFonts w:ascii="Times New Roman" w:hAnsi="Times New Roman"/>
                 <w:sz w:val="18"/>
               </w:rPr>
-              <w:t>−34</w:t>
+              <w:t>-34</w:t>
             </w:r>
           </w:p>
         </w:tc>
@@ -4095,7 +4095,7 @@
                 <w:rFonts w:ascii="Times New Roman" w:hAnsi="Times New Roman"/>
                 <w:sz w:val="18"/>
               </w:rPr>
-              <w:t>−16</w:t>
+              <w:t>-16</w:t>
             </w:r>
           </w:p>
         </w:tc>
@@ -4113,7 +4113,7 @@
                 <w:rFonts w:ascii="Times New Roman" w:hAnsi="Times New Roman"/>
                 <w:sz w:val="18"/>
               </w:rPr>
-              <w:t>−97</w:t>
+              <w:t>-97</w:t>
             </w:r>
           </w:p>
         </w:tc>
@@ -4131,7 +4131,7 @@
                 <w:rFonts w:ascii="Times New Roman" w:hAnsi="Times New Roman"/>
                 <w:sz w:val="18"/>
               </w:rPr>
-              <w:t>−5</w:t>
+              <w:t>-5</w:t>
             </w:r>
           </w:p>
         </w:tc>
@@ -4533,7 +4533,7 @@
           <w:i w:val="0"/>
           <w:sz w:val="24"/>
         </w:rPr>
-        <w:t>しかし、本研究はいくつかの重要な点でこの文献を拡張する。第一に、12の診療科を同時に分析し、この現象が産婦人科に限定されないことを明らかにした。耳鼻咽喉科（r=−0.97）、皮膚科（r=−0.99）、泌尿器科（r=−0.94）——従来「ハイリスク」とは見なされていなかった診療科——で観察された強い逆相関は、安全事故の労働力への影響が従来認識されていたよりも広範である可能性を示唆する。第二に、リードタイムとウィンドウ期間の明示的な推定は新規であり、医療人材予測モデルに実用的な入力パラメータを提供する。第三に、3つの事故定義（義務的安全報告、訴訟、複合指標）を用いたことで、知見のトライアンギュレーションが強化された。</w:t>
+        <w:t>しかし、本研究はいくつかの重要な点でこの文献を拡張する。第一に、12の診療科を同時に分析し、この現象が産婦人科に限定されないことを明らかにした。耳鼻咽喉科（r=-0.97）、皮膚科（r=-0.99）、泌尿器科（r=-0.94）——従来「ハイリスク」とは見なされていなかった診療科——で観察された強い逆相関は、安全事故の労働力への影響が従来認識されていたよりも広範である可能性を示唆する。第二に、リードタイムとウィンドウ期間の明示的な推定は新規であり、医療人材予測モデルに実用的な入力パラメータを提供する。第三に、3つの事故定義（義務的安全報告、訴訟、複合指標）を用いたことで、知見のトライアンギュレーションが強化された。</w:t>
       </w:r>
     </w:p>
     <w:p>
@@ -4613,7 +4613,7 @@
           <w:i w:val="0"/>
           <w:sz w:val="24"/>
         </w:rPr>
-        <w:t>麻酔科が特に注目される例である。複合指標に対する−4年のラグ（r = −0.959）は、麻酔科の人員減少がその後の事故報告の増加に先行していた可能性を示唆する。これは機序的にもっともである：人員不足の部署では、医師一人当たりの症例数の増加、疲労、および専攻医への監督の低下が生じ、これらはいずれも確立された有害事象のリスク因子である。同様に、耳鼻咽喉科の専攻医における−3年のラグは、専攻医登録数の減少が事故報告に先行していたことを示唆する。</w:t>
+        <w:t>麻酔科が特に注目される例である。複合指標に対する-4年のラグ（r = -0.959）は、麻酔科の人員減少がその後の事故報告の増加に先行していた可能性を示唆する。これは機序的にもっともである：人員不足の部署では、医師一人当たりの症例数の増加、疲労、および専攻医への監督の低下が生じ、これらはいずれも確立された有害事象のリスク因子である。同様に、耳鼻咽喉科の専攻医における-3年のラグは、専攻医登録数の減少が事故報告に先行していたことを示唆する。</w:t>
       </w:r>
     </w:p>
     <w:p>
@@ -5391,7 +5391,7 @@
     <w:lvl w:ilvl="0">
       <w:start w:val="1"/>
       <w:numFmt w:val="bullet"/>
-      <w:lvlText w:val=""/>
+      <w:lvlText w:val="*"/>
       <w:lvlJc w:val="left"/>
       <w:pPr>
         <w:tabs>
@@ -5412,7 +5412,7 @@
       <w:start w:val="1"/>
       <w:numFmt w:val="bullet"/>
       <w:pStyle w:val="ListBullet3"/>
-      <w:lvlText w:val=""/>
+      <w:lvlText w:val="*"/>
       <w:lvlJc w:val="left"/>
       <w:pPr>
         <w:tabs>
@@ -5433,7 +5433,7 @@
       <w:start w:val="1"/>
       <w:numFmt w:val="bullet"/>
       <w:pStyle w:val="ListBullet2"/>
-      <w:lvlText w:val=""/>
+      <w:lvlText w:val="*"/>
       <w:lvlJc w:val="left"/>
       <w:pPr>
         <w:tabs>
@@ -5472,7 +5472,7 @@
       <w:start w:val="1"/>
       <w:numFmt w:val="bullet"/>
       <w:pStyle w:val="ListBullet"/>
-      <w:lvlText w:val=""/>
+      <w:lvlText w:val="*"/>
       <w:lvlJc w:val="left"/>
       <w:pPr>
         <w:tabs>
@@ -29216,10 +29216,10 @@
         <a:latin typeface="Calibri"/>
         <a:ea typeface=""/>
         <a:cs typeface=""/>
-        <a:font script="Jpan" typeface="ＭＳ ゴシック"/>
-        <a:font script="Hang" typeface="맑은 고딕"/>
-        <a:font script="Hans" typeface="宋体"/>
-        <a:font script="Hant" typeface="新細明體"/>
+        <a:font script="Jpan" typeface="MS Gothic"/>
+        <a:font script="Hang" typeface="Malgun Gothic"/>
+        <a:font script="Hans" typeface="SimSun"/>
+        <a:font script="Hant" typeface="PMingLiU"/>
         <a:font script="Arab" typeface="Times New Roman"/>
         <a:font script="Hebr" typeface="Times New Roman"/>
         <a:font script="Thai" typeface="Angsana New"/>
@@ -29251,10 +29251,10 @@
         <a:latin typeface="Cambria"/>
         <a:ea typeface=""/>
         <a:cs typeface=""/>
-        <a:font script="Jpan" typeface="ＭＳ 明朝"/>
-        <a:font script="Hang" typeface="맑은 고딕"/>
-        <a:font script="Hans" typeface="宋体"/>
-        <a:font script="Hant" typeface="新細明體"/>
+        <a:font script="Jpan" typeface="MS Mincho"/>
+        <a:font script="Hang" typeface="Malgun Gothic"/>
+        <a:font script="Hans" typeface="SimSun"/>
+        <a:font script="Hant" typeface="PMingLiU"/>
         <a:font script="Arab" typeface="Arial"/>
         <a:font script="Hebr" typeface="Arial"/>
         <a:font script="Thai" typeface="Cordia New"/>
